--- a/docs/iso42001/ISO42001_Report_Ch1-3_FILLED.docx
+++ b/docs/iso42001/ISO42001_Report_Ch1-3_FILLED.docx
@@ -5540,6 +5540,46 @@
                 <w:szCs w:val="17"/>
               </w:rPr>
               <w:t>5 sprints with competing coursework. Mitigated by progressive delivery: Sprint 1 (Steps 1–2), Sprint 2 (Steps 3–4), Sprint 3 (Steps 5–6), Sprint 4 (Step 7 + Docker), Sprint 5 (user testing + ISO report + presentation).</w:t>
+            </w:r>
+          </w:p>
+        </w:tc>
+      </w:tr>
+      <w:tr>
+        <w:tc>
+          <w:tcPr>
+            <w:tcW w:type="dxa" w:w="2400"/>
+          </w:tcPr>
+          <w:p>
+            <w:r>
+              <w:rPr>
+                <w:b/>
+                <w:i w:val="0"/>
+              </w:rPr>
+              <w:t>Internal: Resource — In-memory architecture</w:t>
+            </w:r>
+            <w:r>
+              <w:rPr>
+                <w:sz w:val="18"/>
+              </w:rPr>
+            </w:r>
+          </w:p>
+        </w:tc>
+        <w:tc>
+          <w:tcPr>
+            <w:tcW w:type="dxa" w:w="6626"/>
+          </w:tcPr>
+          <w:p>
+            <w:r>
+              <w:rPr>
+                <w:b w:val="0"/>
+                <w:i w:val="0"/>
+              </w:rPr>
+              <w:t>No external database simplifies privacy compliance but limits capacity. MLService uses OrderedDict LRU eviction (max 50 sessions/models). DataService uses unbounded dict, mitigated by sessions being transferred to MLService's LRU store; orphaned DataService entries are garbage-collected. Production would require LRU cap on DataService (identified as risk item for Ch. 4).</w:t>
+            </w:r>
+            <w:r>
+              <w:rPr>
+                <w:sz w:val="18"/>
+              </w:rPr>
             </w:r>
           </w:p>
         </w:tc>

--- a/docs/iso42001/ISO42001_Report_Ch1-3_FILLED.docx
+++ b/docs/iso42001/ISO42001_Report_Ch1-3_FILLED.docx
@@ -4666,7 +4666,7 @@
               <w:br/>
               <w:t>• Lifecycle: Design through educational deployment on HuggingFace Spaces</w:t>
               <w:br/>
-              <w:t>• Data: 20 published, de-identified clinical datasets (UCI, Kaggle, PhysioNet, Harvard Dataverse) + user-uploaded CSV files</w:t>
+              <w:t>• Data: 20 published, de-identified clinical datasets (UCI, Kaggle, PhysioNet, Harvard Dataverse) — 18 bundled in Docker, 2 auto-downloaded at runtime due to unverified redistribution rights. Full licensing audit in DATA_LICENSES.md and ATTRIBUTION.md. + user-uploaded CSV files</w:t>
               <w:br/>
               <w:t>• Explainability: SHAP-based global feature importance and single-patient waterfall with 251 clinical name mappings</w:t>
               <w:br/>
@@ -6819,7 +6819,7 @@
                 <w:sz w:val="16"/>
                 <w:szCs w:val="16"/>
               </w:rPr>
-              <w:t>Provenance documentation in Section 3.1; educational-use scope; license compliance in Section 3.4</w:t>
+              <w:t>Provenance in Section 3.1; DATA_LICENSES.md (per-dataset license categories, DOIs, redistribution rights); ATTRIBUTION.md (CC BY/CC BY-SA attributions); Section 3.4</w:t>
             </w:r>
           </w:p>
         </w:tc>
@@ -10854,7 +10854,7 @@
                 <w:sz w:val="15"/>
                 <w:szCs w:val="15"/>
               </w:rPr>
-              <w:t>Heart Failure Clinical Records (Kaggle)</w:t>
+              <w:t>Heart Failure Clinical Records (Kaggle, CC BY 4.0)</w:t>
             </w:r>
           </w:p>
         </w:tc>
@@ -10990,7 +10990,7 @@
                 <w:sz w:val="15"/>
                 <w:szCs w:val="15"/>
               </w:rPr>
-              <w:t>Small sample; ~32% death class imbalance; single-centre (Pakistan); limited demographics</w:t>
+              <w:t>Small sample; ~32% death class imbalance; single-centre (Pakistan); limited demographics. Bundled.</w:t>
             </w:r>
           </w:p>
         </w:tc>
@@ -11093,7 +11093,7 @@
                 <w:sz w:val="15"/>
                 <w:szCs w:val="15"/>
               </w:rPr>
-              <w:t>Stroke Prediction Dataset (Kaggle)</w:t>
+              <w:t>Stroke Prediction Dataset (Kaggle, No license)</w:t>
             </w:r>
           </w:p>
         </w:tc>
@@ -11229,7 +11229,7 @@
                 <w:sz w:val="15"/>
                 <w:szCs w:val="15"/>
               </w:rPr>
-              <w:t>Severe imbalance (&lt;5% positive); self-reported data; socioeconomic proxies</w:t>
+              <w:t>Severe imbalance (&lt;5% positive); self-reported data; socioeconomic proxies. NOT bundled — auto-downloaded at runtime.</w:t>
             </w:r>
           </w:p>
         </w:tc>
@@ -11328,7 +11328,7 @@
                 <w:b w:val="0"/>
                 <w:i w:val="0"/>
               </w:rPr>
-              <w:t>UCI Arrhythmia Dataset (UCI)</w:t>
+              <w:t>UCI Arrhythmia Dataset (UCI, CC BY 4.0)</w:t>
             </w:r>
           </w:p>
         </w:tc>
@@ -11448,7 +11448,7 @@
                 <w:b w:val="0"/>
                 <w:i w:val="0"/>
               </w:rPr>
-              <w:t>High dimensionality; significant missing values; 1980s–90s data; binarised from 16 classes</w:t>
+              <w:t>High dimensionality; significant missing values; 1980s–90s data; binarised from 16 classes. Bundled.</w:t>
             </w:r>
           </w:p>
         </w:tc>
@@ -11492,7 +11492,7 @@
               <w:rPr>
                 <w:sz w:val="18"/>
               </w:rPr>
-              <w:t>NIH Chest X-Ray Metadata (Kaggle)</w:t>
+              <w:t>NIH Chest X-Ray Metadata (Kaggle, CC0 1.0)</w:t>
             </w:r>
           </w:p>
         </w:tc>
@@ -11548,7 +11548,7 @@
               <w:rPr>
                 <w:sz w:val="18"/>
               </w:rPr>
-              <w:t>Metadata only (no images); NLP-extracted labels with noise; institutional bias</w:t>
+              <w:t>Metadata only (no images); NLP-extracted labels with noise; institutional bias. Bundled.</w:t>
             </w:r>
           </w:p>
         </w:tc>
@@ -11592,7 +11592,7 @@
               <w:rPr>
                 <w:sz w:val="18"/>
               </w:rPr>
-              <w:t>UCI CKD Dataset (UCI)</w:t>
+              <w:t>UCI CKD Dataset (UCI, CC BY 4.0)</w:t>
             </w:r>
           </w:p>
         </w:tc>
@@ -11648,7 +11648,7 @@
               <w:rPr>
                 <w:sz w:val="18"/>
               </w:rPr>
-              <w:t>Significant missing values; single-centre (India); small sample for 15 features</w:t>
+              <w:t>Significant missing values; single-centre (India); small sample for 15 features. Bundled.</w:t>
             </w:r>
           </w:p>
         </w:tc>
@@ -11692,7 +11692,7 @@
               <w:rPr>
                 <w:sz w:val="18"/>
               </w:rPr>
-              <w:t>Breast Cancer Wisconsin (UCI)</w:t>
+              <w:t>Breast Cancer Wisconsin (UCI, CC BY 4.0)</w:t>
             </w:r>
           </w:p>
         </w:tc>
@@ -11748,7 +11748,7 @@
               <w:rPr>
                 <w:sz w:val="18"/>
               </w:rPr>
-              <w:t>FNA-derived features; ~37% malignant; single institution; lacks demographics</w:t>
+              <w:t>FNA-derived features; ~37% malignant; single institution; lacks demographics. Bundled.</w:t>
             </w:r>
           </w:p>
         </w:tc>
@@ -11792,7 +11792,7 @@
               <w:rPr>
                 <w:sz w:val="18"/>
               </w:rPr>
-              <w:t>Cervical Cancer Risk Factors (UCI)</w:t>
+              <w:t>Cervical Cancer Risk Factors (UCI, CC BY 4.0)</w:t>
             </w:r>
           </w:p>
         </w:tc>
@@ -11848,7 +11848,7 @@
               <w:rPr>
                 <w:sz w:val="18"/>
               </w:rPr>
-              <w:t>Extensive missing values; &lt;10% positive; self-reported behavioural data; single country</w:t>
+              <w:t>Extensive missing values; &lt;10% positive; self-reported behavioural data; single country. Bundled.</w:t>
             </w:r>
           </w:p>
         </w:tc>
@@ -11892,7 +11892,7 @@
               <w:rPr>
                 <w:sz w:val="18"/>
               </w:rPr>
-              <w:t>UCI Parkinson's Dataset (UCI)</w:t>
+              <w:t>UCI Parkinson's Dataset (UCI, CC BY 4.0)</w:t>
             </w:r>
           </w:p>
         </w:tc>
@@ -11948,7 +11948,7 @@
               <w:rPr>
                 <w:sz w:val="18"/>
               </w:rPr>
-              <w:t>Very small (n=195); ~75% PD positive; voice-only features; single session</w:t>
+              <w:t>Very small (n=195); ~75% PD positive; voice-only features; single session. Bundled.</w:t>
             </w:r>
           </w:p>
         </w:tc>
@@ -11992,7 +11992,7 @@
               <w:rPr>
                 <w:sz w:val="18"/>
               </w:rPr>
-              <w:t>Pima Indians Diabetes (Kaggle)</w:t>
+              <w:t>Pima Indians Diabetes (Kaggle, CC0/CC BY 4.0)</w:t>
             </w:r>
           </w:p>
         </w:tc>
@@ -12048,7 +12048,7 @@
               <w:rPr>
                 <w:sz w:val="18"/>
               </w:rPr>
-              <w:t>Only Pima Indian women ≥21; zero values = missing; severely limits generalisability</w:t>
+              <w:t>Only Pima Indian women ≥21; zero values = missing; severely limits generalisability. Bundled.</w:t>
             </w:r>
           </w:p>
         </w:tc>
@@ -12092,7 +12092,7 @@
               <w:rPr>
                 <w:sz w:val="18"/>
               </w:rPr>
-              <w:t>UCI New Thyroid Dataset (UCI)</w:t>
+              <w:t>UCI New Thyroid Dataset (UCI, CC BY 4.0)</w:t>
             </w:r>
           </w:p>
         </w:tc>
@@ -12148,7 +12148,7 @@
               <w:rPr>
                 <w:sz w:val="18"/>
               </w:rPr>
-              <w:t>Very small (n=215); only 5 features; 1980s data; reference ranges may differ</w:t>
+              <w:t>Very small (n=215); only 5 features; 1980s data; reference ranges may differ. Bundled.</w:t>
             </w:r>
           </w:p>
         </w:tc>
@@ -12192,7 +12192,7 @@
               <w:rPr>
                 <w:sz w:val="18"/>
               </w:rPr>
-              <w:t>Indian Liver Patient (UCI)</w:t>
+              <w:t>Indian Liver Patient (UCI, CC BY 4.0)</w:t>
             </w:r>
           </w:p>
         </w:tc>
@@ -12248,7 +12248,7 @@
               <w:rPr>
                 <w:sz w:val="18"/>
               </w:rPr>
-              <w:t>Single country (India); 75% male; ~72% positive; no aetiology info</w:t>
+              <w:t>Single country (India); 75% male; ~72% positive; no aetiology info. Bundled.</w:t>
             </w:r>
           </w:p>
         </w:tc>
@@ -12292,7 +12292,7 @@
               <w:rPr>
                 <w:sz w:val="18"/>
               </w:rPr>
-              <w:t>Depression Dataset (Kaggle)</w:t>
+              <w:t>Depression Dataset (Kaggle, CC BY-SA 4.0)</w:t>
             </w:r>
           </w:p>
         </w:tc>
@@ -12348,7 +12348,7 @@
               <w:rPr>
                 <w:sz w:val="18"/>
               </w:rPr>
-              <w:t>Self-reported; oversimplifies severity; no DSM-5 criteria; weak provenance — used as pedagogical example</w:t>
+              <w:t>Self-reported; oversimplifies severity; no DSM-5 criteria; weak provenance — pedagogical example. ShareAlike applies. Bundled.</w:t>
             </w:r>
           </w:p>
         </w:tc>
@@ -12392,7 +12392,7 @@
               <w:rPr>
                 <w:sz w:val="18"/>
               </w:rPr>
-              <w:t>COPD EHR Dataset (PhysioNet)</w:t>
+              <w:t>COPD Student Dataset (Kaggle, CC0 1.0)</w:t>
             </w:r>
           </w:p>
         </w:tc>
@@ -12406,7 +12406,7 @@
               <w:rPr>
                 <w:sz w:val="18"/>
               </w:rPr>
-              <w:t>~1,000</w:t>
+              <w:t>101</w:t>
             </w:r>
           </w:p>
         </w:tc>
@@ -12448,7 +12448,7 @@
               <w:rPr>
                 <w:sz w:val="18"/>
               </w:rPr>
-              <w:t>Credentialed access required; documentation bias; spirometry effort-dependent</w:t>
+              <w:t>Very small sample (n=101); compiled from UCL Datasets Library; spirometry effort-dependent. Bundled.</w:t>
             </w:r>
           </w:p>
         </w:tc>
@@ -12492,7 +12492,7 @@
               <w:rPr>
                 <w:sz w:val="18"/>
               </w:rPr>
-              <w:t>Anaemia Detection Dataset (Kaggle)</w:t>
+              <w:t>Anaemia Detection Dataset (Kaggle, Unknown)</w:t>
             </w:r>
           </w:p>
         </w:tc>
@@ -12506,7 +12506,7 @@
               <w:rPr>
                 <w:sz w:val="18"/>
               </w:rPr>
-              <w:t>~1,421</w:t>
+              <w:t>~400</w:t>
             </w:r>
           </w:p>
         </w:tc>
@@ -12534,7 +12534,7 @@
               <w:rPr>
                 <w:sz w:val="18"/>
               </w:rPr>
-              <w:t>anemia_type (binary)</w:t>
+              <w:t>anemia_type (multiclass)</w:t>
             </w:r>
           </w:p>
         </w:tc>
@@ -12548,7 +12548,7 @@
               <w:rPr>
                 <w:sz w:val="18"/>
               </w:rPr>
-              <w:t>Only 5 features; no iron/ferritin/B12; binary — no subtype distinction</w:t>
+              <w:t>Only 5 features (Hb, MCV, MCH, MCHC, gender); no iron/ferritin/B12; multiclass (iron deficiency, megaloblastic, normocytic, normal). NOT bundled — license unverified; auto-downloaded at runtime.</w:t>
             </w:r>
           </w:p>
         </w:tc>
@@ -12592,7 +12592,7 @@
               <w:rPr>
                 <w:sz w:val="18"/>
               </w:rPr>
-              <w:t>HAM10000 Metadata (Harvard Dataverse)</w:t>
+              <w:t>HAM10000 Metadata (Harvard Dataverse, CC BY-NC 4.0)</w:t>
             </w:r>
           </w:p>
         </w:tc>
@@ -12648,7 +12648,7 @@
               <w:rPr>
                 <w:sz w:val="18"/>
               </w:rPr>
-              <w:t>Metadata only; 3 features; ~10% melanoma; predominantly light-skinned (Vienna, Queensland)</w:t>
+              <w:t>Metadata only; 3 features; ~10% melanoma; predominantly light-skinned (Vienna, Queensland). Non-commercial use only. Bundled.</w:t>
             </w:r>
           </w:p>
         </w:tc>
@@ -12692,7 +12692,7 @@
               <w:rPr>
                 <w:sz w:val="18"/>
               </w:rPr>
-              <w:t>Diabetic Retinopathy Debrecen (UCI)</w:t>
+              <w:t>Diabetic Retinopathy Debrecen (UCI, CC BY 4.0)</w:t>
             </w:r>
           </w:p>
         </w:tc>
@@ -12748,7 +12748,7 @@
               <w:rPr>
                 <w:sz w:val="18"/>
               </w:rPr>
-              <w:t>Automated image features; single institution (Hungary); binarised from multi-grade</w:t>
+              <w:t>Automated image features; single institution (Hungary); binarised from multi-grade. Bundled.</w:t>
             </w:r>
           </w:p>
         </w:tc>
@@ -12792,7 +12792,7 @@
               <w:rPr>
                 <w:sz w:val="18"/>
               </w:rPr>
-              <w:t>Vertebral Column Dataset (UCI)</w:t>
+              <w:t>Vertebral Column Dataset (UCI, CC BY 4.0)</w:t>
             </w:r>
           </w:p>
         </w:tc>
@@ -12848,7 +12848,7 @@
               <w:rPr>
                 <w:sz w:val="18"/>
               </w:rPr>
-              <w:t>Only 6 features; small (n=310); no age/gender; examiner-dependent measurements</w:t>
+              <w:t>Only 6 features; small (n=310); no age/gender; examiner-dependent measurements. Bundled.</w:t>
             </w:r>
           </w:p>
         </w:tc>
@@ -12892,7 +12892,7 @@
               <w:rPr>
                 <w:sz w:val="18"/>
               </w:rPr>
-              <w:t>PhysioNet Sepsis Challenge 2019</w:t>
+              <w:t>PhysioNet Sepsis Challenge 2019 (CC BY 4.0)</w:t>
             </w:r>
           </w:p>
         </w:tc>
@@ -12948,7 +12948,7 @@
               <w:rPr>
                 <w:sz w:val="18"/>
               </w:rPr>
-              <w:t>~10% positive; missing values clinically meaningful; credentialed access required</w:t>
+              <w:t>~10% positive; missing values clinically meaningful; credentialed access. Bundled.</w:t>
             </w:r>
           </w:p>
         </w:tc>
@@ -12992,7 +12992,7 @@
               <w:rPr>
                 <w:sz w:val="18"/>
               </w:rPr>
-              <w:t>Cardiotocography Dataset (UCI)</w:t>
+              <w:t>Cardiotocography Dataset (UCI, CC BY 4.0)</w:t>
             </w:r>
           </w:p>
         </w:tc>
@@ -13048,7 +13048,7 @@
               <w:rPr>
                 <w:sz w:val="18"/>
               </w:rPr>
-              <w:t>~8% pathological; inter-observer variability; software-derived features</w:t>
+              <w:t>~8% pathological; inter-observer variability; software-derived features. Bundled.</w:t>
             </w:r>
           </w:p>
         </w:tc>
@@ -13092,7 +13092,7 @@
               <w:rPr>
                 <w:sz w:val="18"/>
               </w:rPr>
-              <w:t>Diabetes 130-US Hospitals (UCI)</w:t>
+              <w:t>Diabetes 130-US Hospitals (UCI, CC BY 4.0)</w:t>
             </w:r>
           </w:p>
         </w:tc>
@@ -13148,7 +13148,7 @@
               <w:rPr>
                 <w:sz w:val="18"/>
               </w:rPr>
-              <w:t>1999–2008 data; US-specific; encounter-level; outdated treatment protocols</w:t>
+              <w:t>1999–2008 data; US-specific; encounter-level; outdated treatment protocols. Bundled.</w:t>
             </w:r>
           </w:p>
         </w:tc>
@@ -14060,7 +14060,11 @@
                 <w:sz w:val="17"/>
                 <w:szCs w:val="17"/>
               </w:rPr>
-              <w:t>• Built-in datasets: Source URL, description, and license in specialty registry. Step 2 displays dataset attribution.</w:t>
+              <w:t>• Built-in datasets: Source URL, description, license type, and DOI in specialty registry. Step 2 displays dataset attribution.</w:t>
+              <w:br/>
+              <w:t>• Licensing documentation: DATA_LICENSES.md provides full per-dataset inventory with license categories, DOIs, citations, modification records, redistribution rights, and EU AI Act Art. 10/11/52 compliance tables (ISO/IEC 25012 compliant). ATTRIBUTION.md lists required CC BY/CC BY-SA attributions.</w:t>
+              <w:br/>
+              <w:t>• Docker bundling: 18/20 datasets bundled based on verified redistribution rights. 2 datasets (Stroke, Anaemia) auto-downloaded at runtime — licenses unverified.</w:t>
               <w:br/>
               <w:t>• User uploads: filename, row/column counts, types, class distribution captured per session. No persistent lineage (educational scope).</w:t>
               <w:br/>
@@ -15550,7 +15554,7 @@
                 <w:sz w:val="14"/>
                 <w:szCs w:val="14"/>
               </w:rPr>
-              <w:t>Academic origin (Lundberg); 18k+ citations; transitive deps</w:t>
+              <w:t>Academic origin (Lundberg); 18k+ citations; transitive dep chain (NumPy/SciPy) increases vulnerability surface; not enterprise-backed</w:t>
             </w:r>
           </w:p>
         </w:tc>
@@ -15583,7 +15587,7 @@
                 <w:sz w:val="14"/>
                 <w:szCs w:val="14"/>
               </w:rPr>
-              <w:t>L</w:t>
+              <w:t>M</w:t>
             </w:r>
           </w:p>
         </w:tc>
@@ -15649,7 +15653,7 @@
                 <w:sz w:val="14"/>
                 <w:szCs w:val="14"/>
               </w:rPr>
-              <w:t>Pin version; monitor API changes</w:t>
+              <w:t>Pin version; monitor API changes; scan transitive deps with pip-audit</w:t>
             </w:r>
           </w:p>
         </w:tc>
@@ -16107,7 +16111,7 @@
                 <w:sz w:val="14"/>
                 <w:szCs w:val="14"/>
               </w:rPr>
-              <w:t>scikit-learn-contrib; well-tested SMOTE; quarterly releases</w:t>
+              <w:t>scikit-learn-contrib; quarterly releases = slower patches; directly affects training output via synthetic data</w:t>
             </w:r>
           </w:p>
         </w:tc>
@@ -16140,7 +16144,7 @@
                 <w:sz w:val="14"/>
                 <w:szCs w:val="14"/>
               </w:rPr>
-              <w:t>L</w:t>
+              <w:t>M</w:t>
             </w:r>
           </w:p>
         </w:tc>
@@ -16206,7 +16210,7 @@
                 <w:sz w:val="14"/>
                 <w:szCs w:val="14"/>
               </w:rPr>
-              <w:t>Pin; follows sklearn cycle</w:t>
+              <w:t>Pin exact version; verify SMOTE output consistency across upgrades</w:t>
             </w:r>
           </w:p>
         </w:tc>
@@ -17122,7 +17126,7 @@
               <w:rPr>
                 <w:sz w:val="18"/>
               </w:rPr>
-              <w:t>Official image; regular security rebuilds; slim variant</w:t>
+              <w:t>Official image; regular rebuilds; slim still ships ~80MB system pkgs (glibc, openssl) whose CVEs propagate</w:t>
             </w:r>
           </w:p>
         </w:tc>
@@ -17136,7 +17140,7 @@
               <w:rPr>
                 <w:sz w:val="18"/>
               </w:rPr>
-              <w:t>L</w:t>
+              <w:t>M</w:t>
             </w:r>
           </w:p>
         </w:tc>
@@ -17164,7 +17168,7 @@
               <w:rPr>
                 <w:sz w:val="18"/>
               </w:rPr>
-              <w:t>Rebuild on advisories; scan with Trivy</w:t>
+              <w:t>Rebuild on advisories; scan with Trivy/Docker Scout; monitor Debian tracker</w:t>
             </w:r>
           </w:p>
         </w:tc>
